--- a/servizio-offerte/template_fattura_uk.docx
+++ b/servizio-offerte/template_fattura_uk.docx
@@ -1890,7 +1890,7 @@
           <w:szCs w:val="16"/>
           <w:lang w:val="en-US"/>
         </w:rPr>
-        <w:t xml:space="preserve">HSBC </w:t>
+        <w:t xml:space="preserve">{{ emittente_banca }}</w:t>
       </w:r>
       <w:r>
         <w:rPr>
@@ -1901,7 +1901,7 @@
           <w:szCs w:val="16"/>
           <w:lang w:val="en-US"/>
         </w:rPr>
-        <w:t>London Bridge Branch</w:t>
+        <w:t/>
       </w:r>
     </w:p>
     <w:p>
@@ -1993,7 +1993,7 @@
           <w:szCs w:val="16"/>
           <w:lang w:val="en-US"/>
         </w:rPr>
-        <w:t xml:space="preserve">FGB studio * </w:t>
+        <w:t xml:space="preserve">{{ emittente_ragione_sociale }}</w:t>
       </w:r>
       <w:proofErr w:type="spellStart"/>
       <w:r>
@@ -2006,7 +2006,7 @@
           <w:szCs w:val="16"/>
           <w:lang w:val="en-US"/>
         </w:rPr>
-        <w:t>Zmyrna</w:t>
+        <w:t/>
       </w:r>
       <w:proofErr w:type="spellEnd"/>
       <w:r>
@@ -2019,7 +2019,7 @@
           <w:szCs w:val="16"/>
           <w:lang w:val="en-US"/>
         </w:rPr>
-        <w:t xml:space="preserve"> Limited       </w:t>
+        <w:t xml:space="preserve">       </w:t>
       </w:r>
       <w:r>
         <w:rPr>
@@ -2079,7 +2079,7 @@
           <w:szCs w:val="16"/>
           <w:lang w:val="en-US"/>
         </w:rPr>
-        <w:t>76185988</w:t>
+        <w:t>{{ emittente_conto }}</w:t>
       </w:r>
     </w:p>
     <w:p>
@@ -2158,7 +2158,7 @@
           <w:szCs w:val="16"/>
           <w:lang w:val="en-US"/>
         </w:rPr>
-        <w:t>GB52 HBUK 4012 7676 1859 88</w:t>
+        <w:t>{{ emittente_iban }}</w:t>
       </w:r>
       <w:r>
         <w:rPr>
@@ -2229,7 +2229,7 @@
           <w:szCs w:val="16"/>
           <w:lang w:val="en-US"/>
         </w:rPr>
-        <w:t>HBUKGB4B</w:t>
+        <w:t>{{ emittente_bic }}</w:t>
       </w:r>
     </w:p>
     <w:sectPr>
@@ -2362,7 +2362,7 @@
             <w:szCs w:val="15"/>
             <w:lang w:val="en-US"/>
           </w:rPr>
-          <w:t xml:space="preserve">FGB studio * </w:t>
+          <w:t xml:space="preserve">{{ emittente_ragione_sociale }}</w:t>
         </w:r>
         <w:proofErr w:type="spellStart"/>
         <w:r>
@@ -2375,7 +2375,7 @@
             <w:szCs w:val="15"/>
             <w:lang w:val="en-US"/>
           </w:rPr>
-          <w:t>Zmyrna</w:t>
+          <w:t/>
         </w:r>
         <w:proofErr w:type="spellEnd"/>
         <w:r>
@@ -2388,7 +2388,7 @@
             <w:szCs w:val="15"/>
             <w:lang w:val="en-US"/>
           </w:rPr>
-          <w:t xml:space="preserve"> limited</w:t>
+          <w:t xml:space="preserve"/>
         </w:r>
       </w:p>
       <w:p>
@@ -2414,7 +2414,7 @@
             <w:szCs w:val="15"/>
             <w:lang w:val="en-US"/>
           </w:rPr>
-          <w:t>The Shrubberies - George Lane - London E18 1B</w:t>
+          <w:t>{{ emittente_indirizzo }}</w:t>
         </w:r>
         <w:r>
           <w:rPr>
@@ -2426,7 +2426,7 @@
             <w:szCs w:val="15"/>
             <w:lang w:val="en-US"/>
           </w:rPr>
-          <w:t>D</w:t>
+          <w:t/>
         </w:r>
         <w:r>
           <w:rPr>
@@ -2438,7 +2438,7 @@
             <w:szCs w:val="15"/>
             <w:lang w:val="en-US"/>
           </w:rPr>
-          <w:t xml:space="preserve"> – UK</w:t>
+          <w:t xml:space="preserve"/>
         </w:r>
       </w:p>
       <w:p>
@@ -2481,7 +2481,7 @@
             <w:szCs w:val="15"/>
             <w:lang w:val="en-US"/>
           </w:rPr>
-          <w:t xml:space="preserve">VAT </w:t>
+          <w:t xml:space="preserve">{{ emittente_piva }}</w:t>
         </w:r>
         <w:r>
           <w:rPr>
@@ -2493,7 +2493,7 @@
             <w:szCs w:val="15"/>
             <w:lang w:val="en-US"/>
           </w:rPr>
-          <w:t>GB</w:t>
+          <w:t/>
         </w:r>
         <w:r>
           <w:rPr>
@@ -2505,7 +2505,7 @@
             <w:szCs w:val="15"/>
             <w:lang w:val="en-US"/>
           </w:rPr>
-          <w:t xml:space="preserve"> 215421643</w:t>
+          <w:t xml:space="preserve"/>
         </w:r>
       </w:p>
       <w:p>
